--- a/Тезис_для_конференции/Выступление.docx
+++ b/Тезис_для_конференции/Выступление.docx
@@ -549,6 +549,512 @@
           <w:sz w:val="24"/>
           <w:szCs w:val="24"/>
         </w:rPr>
+        <w:t xml:space="preserve">(Слайд 4: </w:t>
+      </w:r>
+      <w:r>
+        <w:rPr>
+          <w:rFonts w:ascii="Times New Roman" w:hAnsi="Times New Roman" w:cs="Times New Roman"/>
+          <w:b/>
+          <w:bCs/>
+          <w:sz w:val="24"/>
+          <w:szCs w:val="24"/>
+        </w:rPr>
+        <w:t>Ядерная регрессия</w:t>
+      </w:r>
+      <w:r>
+        <w:rPr>
+          <w:rFonts w:ascii="Times New Roman" w:hAnsi="Times New Roman" w:cs="Times New Roman"/>
+          <w:b/>
+          <w:bCs/>
+          <w:sz w:val="24"/>
+          <w:szCs w:val="24"/>
+        </w:rPr>
+        <w:t>) — 50 секунд</w:t>
+      </w:r>
+    </w:p>
+    <w:p>
+      <w:pPr>
+        <w:spacing w:line="360" w:lineRule="auto"/>
+        <w:ind w:firstLine="708"/>
+        <w:jc w:val="both"/>
+        <w:rPr>
+          <w:rFonts w:ascii="Times New Roman" w:hAnsi="Times New Roman" w:cs="Times New Roman"/>
+          <w:sz w:val="24"/>
+          <w:szCs w:val="24"/>
+        </w:rPr>
+      </w:pPr>
+      <w:r>
+        <w:rPr>
+          <w:rFonts w:ascii="Times New Roman" w:hAnsi="Times New Roman" w:cs="Times New Roman"/>
+          <w:b/>
+          <w:bCs/>
+          <w:sz w:val="24"/>
+          <w:szCs w:val="24"/>
+        </w:rPr>
+        <w:t>Теперь о метод</w:t>
+      </w:r>
+      <w:r>
+        <w:rPr>
+          <w:rFonts w:ascii="Times New Roman" w:hAnsi="Times New Roman" w:cs="Times New Roman"/>
+          <w:b/>
+          <w:bCs/>
+          <w:sz w:val="24"/>
+          <w:szCs w:val="24"/>
+        </w:rPr>
+        <w:t>ах</w:t>
+      </w:r>
+      <w:r>
+        <w:rPr>
+          <w:rFonts w:ascii="Times New Roman" w:hAnsi="Times New Roman" w:cs="Times New Roman"/>
+          <w:b/>
+          <w:bCs/>
+          <w:sz w:val="24"/>
+          <w:szCs w:val="24"/>
+        </w:rPr>
+        <w:t xml:space="preserve">. </w:t>
+      </w:r>
+      <w:r>
+        <w:rPr>
+          <w:rFonts w:ascii="Times New Roman" w:hAnsi="Times New Roman" w:cs="Times New Roman"/>
+          <w:sz w:val="24"/>
+          <w:szCs w:val="24"/>
+        </w:rPr>
+        <w:t xml:space="preserve">В качестве непараметрического подхода используется классическое ядерное сглаживание. </w:t>
+      </w:r>
+      <w:r>
+        <w:rPr>
+          <w:rFonts w:ascii="Times New Roman" w:hAnsi="Times New Roman" w:cs="Times New Roman"/>
+          <w:sz w:val="24"/>
+          <w:szCs w:val="24"/>
+        </w:rPr>
+        <w:t>В каждой точке вычисляется сглаженная оценка функции плотности с помощью весов, определяемых ядром и полосой пропускания (окном)</w:t>
+      </w:r>
+      <w:r>
+        <w:rPr>
+          <w:rFonts w:ascii="Times New Roman" w:hAnsi="Times New Roman" w:cs="Times New Roman"/>
+          <w:sz w:val="24"/>
+          <w:szCs w:val="24"/>
+        </w:rPr>
+        <w:t xml:space="preserve"> (</w:t>
+      </w:r>
+      <w:r>
+        <w:rPr>
+          <w:rFonts w:ascii="Times New Roman" w:hAnsi="Times New Roman" w:cs="Times New Roman"/>
+          <w:sz w:val="24"/>
+          <w:szCs w:val="24"/>
+        </w:rPr>
+        <w:t xml:space="preserve">оценка плотности </w:t>
+      </w:r>
+      <w:proofErr w:type="spellStart"/>
+      <w:r>
+        <w:rPr>
+          <w:rFonts w:ascii="Times New Roman" w:hAnsi="Times New Roman" w:cs="Times New Roman"/>
+          <w:sz w:val="24"/>
+          <w:szCs w:val="24"/>
+        </w:rPr>
+        <w:t>Розенблата-Парзена</w:t>
+      </w:r>
+      <w:proofErr w:type="spellEnd"/>
+      <w:r>
+        <w:rPr>
+          <w:rFonts w:ascii="Times New Roman" w:hAnsi="Times New Roman" w:cs="Times New Roman"/>
+          <w:sz w:val="24"/>
+          <w:szCs w:val="24"/>
+        </w:rPr>
+        <w:t>)</w:t>
+      </w:r>
+      <w:r>
+        <w:rPr>
+          <w:rFonts w:ascii="Times New Roman" w:hAnsi="Times New Roman" w:cs="Times New Roman"/>
+          <w:sz w:val="24"/>
+          <w:szCs w:val="24"/>
+        </w:rPr>
+        <w:t>.</w:t>
+      </w:r>
+      <w:r>
+        <w:rPr>
+          <w:rFonts w:ascii="Times New Roman" w:hAnsi="Times New Roman" w:cs="Times New Roman"/>
+          <w:sz w:val="24"/>
+          <w:szCs w:val="24"/>
+        </w:rPr>
+        <w:t xml:space="preserve"> </w:t>
+      </w:r>
+      <w:r>
+        <w:rPr>
+          <w:rFonts w:ascii="Times New Roman" w:hAnsi="Times New Roman" w:cs="Times New Roman"/>
+          <w:sz w:val="24"/>
+          <w:szCs w:val="24"/>
+        </w:rPr>
+        <w:t>Ядро K(x</w:t>
+      </w:r>
+      <w:proofErr w:type="gramStart"/>
+      <w:r>
+        <w:rPr>
+          <w:rFonts w:ascii="Times New Roman" w:hAnsi="Times New Roman" w:cs="Times New Roman"/>
+          <w:sz w:val="24"/>
+          <w:szCs w:val="24"/>
+        </w:rPr>
+        <w:t>)  –</w:t>
+      </w:r>
+      <w:proofErr w:type="gramEnd"/>
+      <w:r>
+        <w:rPr>
+          <w:rFonts w:ascii="Times New Roman" w:hAnsi="Times New Roman" w:cs="Times New Roman"/>
+          <w:sz w:val="24"/>
+          <w:szCs w:val="24"/>
+        </w:rPr>
+        <w:t xml:space="preserve"> это непрерывная ограниченная </w:t>
+      </w:r>
+      <w:r>
+        <w:rPr>
+          <w:rFonts w:ascii="Times New Roman" w:hAnsi="Times New Roman" w:cs="Times New Roman"/>
+          <w:sz w:val="24"/>
+          <w:szCs w:val="24"/>
+        </w:rPr>
+        <w:lastRenderedPageBreak/>
+        <w:t>симметричная вещественная функция с единичным интегралом.</w:t>
+      </w:r>
+      <w:r>
+        <w:rPr>
+          <w:rFonts w:ascii="Times New Roman" w:hAnsi="Times New Roman" w:cs="Times New Roman"/>
+          <w:sz w:val="24"/>
+          <w:szCs w:val="24"/>
+        </w:rPr>
+        <w:t xml:space="preserve"> </w:t>
+      </w:r>
+      <w:r>
+        <w:rPr>
+          <w:rFonts w:ascii="Times New Roman" w:hAnsi="Times New Roman" w:cs="Times New Roman"/>
+          <w:sz w:val="24"/>
+          <w:szCs w:val="24"/>
+        </w:rPr>
+        <w:t xml:space="preserve">В данной работе используется стандартное гауссово ядро. </w:t>
+      </w:r>
+      <w:r>
+        <w:rPr>
+          <w:rFonts w:ascii="Times New Roman" w:hAnsi="Times New Roman" w:cs="Times New Roman"/>
+          <w:sz w:val="24"/>
+          <w:szCs w:val="24"/>
+        </w:rPr>
+        <w:t>В задаче регрессии оценка плотности используется для вычисления</w:t>
+      </w:r>
+      <w:r>
+        <w:rPr>
+          <w:rFonts w:ascii="Times New Roman" w:hAnsi="Times New Roman" w:cs="Times New Roman"/>
+          <w:sz w:val="24"/>
+          <w:szCs w:val="24"/>
+        </w:rPr>
+        <w:t xml:space="preserve"> </w:t>
+      </w:r>
+      <w:r>
+        <w:rPr>
+          <w:rFonts w:ascii="Times New Roman" w:hAnsi="Times New Roman" w:cs="Times New Roman"/>
+          <w:sz w:val="24"/>
+          <w:szCs w:val="24"/>
+        </w:rPr>
+        <w:t>весов</w:t>
+      </w:r>
+      <w:r>
+        <w:rPr>
+          <w:rFonts w:ascii="Times New Roman" w:hAnsi="Times New Roman" w:cs="Times New Roman"/>
+          <w:sz w:val="24"/>
+          <w:szCs w:val="24"/>
+        </w:rPr>
+        <w:t xml:space="preserve">ой схемы для </w:t>
+      </w:r>
+      <w:r>
+        <w:rPr>
+          <w:rFonts w:ascii="Times New Roman" w:hAnsi="Times New Roman" w:cs="Times New Roman"/>
+          <w:sz w:val="24"/>
+          <w:szCs w:val="24"/>
+        </w:rPr>
+        <w:t>оценки условного математического ожидания</w:t>
+      </w:r>
+      <w:r>
+        <w:rPr>
+          <w:rFonts w:ascii="Times New Roman" w:hAnsi="Times New Roman" w:cs="Times New Roman"/>
+          <w:sz w:val="24"/>
+          <w:szCs w:val="24"/>
+        </w:rPr>
+        <w:t xml:space="preserve"> </w:t>
+      </w:r>
+      <w:r>
+        <w:rPr>
+          <w:rFonts w:ascii="Times New Roman" w:hAnsi="Times New Roman" w:cs="Times New Roman"/>
+          <w:sz w:val="24"/>
+          <w:szCs w:val="24"/>
+        </w:rPr>
+        <w:t xml:space="preserve">по формуле </w:t>
+      </w:r>
+      <w:proofErr w:type="spellStart"/>
+      <w:r>
+        <w:rPr>
+          <w:rFonts w:ascii="Times New Roman" w:hAnsi="Times New Roman" w:cs="Times New Roman"/>
+          <w:sz w:val="24"/>
+          <w:szCs w:val="24"/>
+        </w:rPr>
+        <w:t>Надарая</w:t>
+      </w:r>
+      <w:proofErr w:type="spellEnd"/>
+      <w:r>
+        <w:rPr>
+          <w:rFonts w:ascii="Times New Roman" w:hAnsi="Times New Roman" w:cs="Times New Roman"/>
+          <w:sz w:val="24"/>
+          <w:szCs w:val="24"/>
+        </w:rPr>
+        <w:t>-Ватсона</w:t>
+      </w:r>
+      <w:r>
+        <w:rPr>
+          <w:rFonts w:ascii="Times New Roman" w:hAnsi="Times New Roman" w:cs="Times New Roman"/>
+          <w:sz w:val="24"/>
+          <w:szCs w:val="24"/>
+        </w:rPr>
+        <w:t xml:space="preserve">. Данный метод </w:t>
+      </w:r>
+      <w:r>
+        <w:rPr>
+          <w:rFonts w:ascii="Times New Roman" w:hAnsi="Times New Roman" w:cs="Times New Roman"/>
+          <w:sz w:val="24"/>
+          <w:szCs w:val="24"/>
+        </w:rPr>
+        <w:t>гибко аппроксимирует сложные нелинейные зависимости без априорных предположений</w:t>
+      </w:r>
+      <w:r>
+        <w:rPr>
+          <w:rFonts w:ascii="Times New Roman" w:hAnsi="Times New Roman" w:cs="Times New Roman"/>
+          <w:sz w:val="24"/>
+          <w:szCs w:val="24"/>
+        </w:rPr>
+        <w:t xml:space="preserve">, но его </w:t>
+      </w:r>
+      <w:r>
+        <w:rPr>
+          <w:rFonts w:ascii="Times New Roman" w:hAnsi="Times New Roman" w:cs="Times New Roman"/>
+          <w:sz w:val="24"/>
+          <w:szCs w:val="24"/>
+        </w:rPr>
+        <w:t>эффективность критически зависит от правильного выбора</w:t>
+      </w:r>
+      <w:r>
+        <w:rPr>
+          <w:rFonts w:ascii="Times New Roman" w:hAnsi="Times New Roman" w:cs="Times New Roman"/>
+          <w:sz w:val="24"/>
+          <w:szCs w:val="24"/>
+        </w:rPr>
+        <w:t xml:space="preserve"> </w:t>
+      </w:r>
+      <w:r>
+        <w:rPr>
+          <w:rFonts w:ascii="Times New Roman" w:hAnsi="Times New Roman" w:cs="Times New Roman"/>
+          <w:sz w:val="24"/>
+          <w:szCs w:val="24"/>
+          <w:lang w:val="en-US"/>
+        </w:rPr>
+        <w:t>h</w:t>
+      </w:r>
+      <w:r>
+        <w:rPr>
+          <w:rFonts w:ascii="Times New Roman" w:hAnsi="Times New Roman" w:cs="Times New Roman"/>
+          <w:sz w:val="24"/>
+          <w:szCs w:val="24"/>
+        </w:rPr>
+        <w:t xml:space="preserve"> (</w:t>
+      </w:r>
+      <w:r>
+        <w:rPr>
+          <w:rFonts w:ascii="Times New Roman" w:hAnsi="Times New Roman" w:cs="Times New Roman"/>
+          <w:sz w:val="24"/>
+          <w:szCs w:val="24"/>
+        </w:rPr>
+        <w:t xml:space="preserve">слишком большое окно приводит к </w:t>
+      </w:r>
+      <w:proofErr w:type="spellStart"/>
+      <w:r>
+        <w:rPr>
+          <w:rFonts w:ascii="Times New Roman" w:hAnsi="Times New Roman" w:cs="Times New Roman"/>
+          <w:sz w:val="24"/>
+          <w:szCs w:val="24"/>
+        </w:rPr>
+        <w:t>сверхсглаживанию</w:t>
+      </w:r>
+      <w:proofErr w:type="spellEnd"/>
+      <w:r>
+        <w:rPr>
+          <w:rFonts w:ascii="Times New Roman" w:hAnsi="Times New Roman" w:cs="Times New Roman"/>
+          <w:sz w:val="24"/>
+          <w:szCs w:val="24"/>
+        </w:rPr>
+        <w:t xml:space="preserve">, а малое к </w:t>
+      </w:r>
+      <w:proofErr w:type="spellStart"/>
+      <w:r>
+        <w:rPr>
+          <w:rFonts w:ascii="Times New Roman" w:hAnsi="Times New Roman" w:cs="Times New Roman"/>
+          <w:sz w:val="24"/>
+          <w:szCs w:val="24"/>
+        </w:rPr>
+        <w:t>недосглаживанию</w:t>
+      </w:r>
+      <w:proofErr w:type="spellEnd"/>
+      <w:r>
+        <w:rPr>
+          <w:rFonts w:ascii="Times New Roman" w:hAnsi="Times New Roman" w:cs="Times New Roman"/>
+          <w:sz w:val="24"/>
+          <w:szCs w:val="24"/>
+        </w:rPr>
+        <w:t>).</w:t>
+      </w:r>
+    </w:p>
+    <w:p>
+      <w:pPr>
+        <w:spacing w:line="360" w:lineRule="auto"/>
+        <w:jc w:val="both"/>
+        <w:rPr>
+          <w:rFonts w:ascii="Times New Roman" w:hAnsi="Times New Roman" w:cs="Times New Roman"/>
+          <w:b/>
+          <w:bCs/>
+          <w:sz w:val="24"/>
+          <w:szCs w:val="24"/>
+        </w:rPr>
+      </w:pPr>
+      <w:r>
+        <w:rPr>
+          <w:rFonts w:ascii="Times New Roman" w:hAnsi="Times New Roman" w:cs="Times New Roman"/>
+          <w:b/>
+          <w:bCs/>
+          <w:sz w:val="24"/>
+          <w:szCs w:val="24"/>
+        </w:rPr>
+        <w:t xml:space="preserve">(Слайд </w:t>
+      </w:r>
+      <w:r>
+        <w:rPr>
+          <w:rFonts w:ascii="Times New Roman" w:hAnsi="Times New Roman" w:cs="Times New Roman"/>
+          <w:b/>
+          <w:bCs/>
+          <w:sz w:val="24"/>
+          <w:szCs w:val="24"/>
+        </w:rPr>
+        <w:t>5</w:t>
+      </w:r>
+      <w:r>
+        <w:rPr>
+          <w:rFonts w:ascii="Times New Roman" w:hAnsi="Times New Roman" w:cs="Times New Roman"/>
+          <w:b/>
+          <w:bCs/>
+          <w:sz w:val="24"/>
+          <w:szCs w:val="24"/>
+        </w:rPr>
+        <w:t xml:space="preserve">: </w:t>
+      </w:r>
+      <w:r>
+        <w:rPr>
+          <w:rFonts w:ascii="Times New Roman" w:hAnsi="Times New Roman" w:cs="Times New Roman"/>
+          <w:b/>
+          <w:bCs/>
+          <w:sz w:val="24"/>
+          <w:szCs w:val="24"/>
+        </w:rPr>
+        <w:t>Ядерная регрессия</w:t>
+      </w:r>
+      <w:r>
+        <w:rPr>
+          <w:rFonts w:ascii="Times New Roman" w:hAnsi="Times New Roman" w:cs="Times New Roman"/>
+          <w:b/>
+          <w:bCs/>
+          <w:sz w:val="24"/>
+          <w:szCs w:val="24"/>
+        </w:rPr>
+        <w:t xml:space="preserve">: выбор </w:t>
+      </w:r>
+      <w:r>
+        <w:rPr>
+          <w:rFonts w:ascii="Times New Roman" w:hAnsi="Times New Roman" w:cs="Times New Roman"/>
+          <w:b/>
+          <w:bCs/>
+          <w:sz w:val="24"/>
+          <w:szCs w:val="24"/>
+          <w:lang w:val="en-US"/>
+        </w:rPr>
+        <w:t>h</w:t>
+      </w:r>
+      <w:r>
+        <w:rPr>
+          <w:rFonts w:ascii="Times New Roman" w:hAnsi="Times New Roman" w:cs="Times New Roman"/>
+          <w:b/>
+          <w:bCs/>
+          <w:sz w:val="24"/>
+          <w:szCs w:val="24"/>
+        </w:rPr>
+        <w:t>) — 50 секунд</w:t>
+      </w:r>
+    </w:p>
+    <w:p>
+      <w:pPr>
+        <w:spacing w:line="360" w:lineRule="auto"/>
+        <w:ind w:firstLine="708"/>
+        <w:jc w:val="both"/>
+        <w:rPr>
+          <w:rFonts w:ascii="Times New Roman" w:hAnsi="Times New Roman" w:cs="Times New Roman"/>
+          <w:sz w:val="24"/>
+          <w:szCs w:val="24"/>
+        </w:rPr>
+      </w:pPr>
+      <w:r>
+        <w:rPr>
+          <w:rFonts w:ascii="Times New Roman" w:hAnsi="Times New Roman" w:cs="Times New Roman"/>
+          <w:sz w:val="24"/>
+          <w:szCs w:val="24"/>
+        </w:rPr>
+        <w:t>В работе используются три подхода:</w:t>
+      </w:r>
+    </w:p>
+    <w:p>
+      <w:pPr>
+        <w:spacing w:line="360" w:lineRule="auto"/>
+        <w:ind w:firstLine="708"/>
+        <w:jc w:val="both"/>
+        <w:rPr>
+          <w:rFonts w:ascii="Times New Roman" w:hAnsi="Times New Roman" w:cs="Times New Roman"/>
+          <w:sz w:val="24"/>
+          <w:szCs w:val="24"/>
+        </w:rPr>
+      </w:pPr>
+    </w:p>
+    <w:p>
+      <w:pPr>
+        <w:spacing w:line="360" w:lineRule="auto"/>
+        <w:jc w:val="both"/>
+        <w:rPr>
+          <w:rFonts w:ascii="Times New Roman" w:hAnsi="Times New Roman" w:cs="Times New Roman"/>
+          <w:b/>
+          <w:bCs/>
+          <w:sz w:val="24"/>
+          <w:szCs w:val="24"/>
+        </w:rPr>
+      </w:pPr>
+    </w:p>
+    <w:p>
+      <w:pPr>
+        <w:spacing w:line="360" w:lineRule="auto"/>
+        <w:jc w:val="both"/>
+        <w:rPr>
+          <w:rFonts w:ascii="Times New Roman" w:hAnsi="Times New Roman" w:cs="Times New Roman"/>
+          <w:b/>
+          <w:bCs/>
+          <w:sz w:val="24"/>
+          <w:szCs w:val="24"/>
+        </w:rPr>
+      </w:pPr>
+      <w:r>
+        <w:rPr>
+          <w:rFonts w:ascii="Times New Roman" w:hAnsi="Times New Roman" w:cs="Times New Roman"/>
+          <w:b/>
+          <w:bCs/>
+          <w:sz w:val="24"/>
+          <w:szCs w:val="24"/>
+        </w:rPr>
         <w:t>(Слайд 4: Энтропийный подход — классический метод) — 50 секунд</w:t>
       </w:r>
     </w:p>
@@ -612,16 +1118,7 @@
           <w:sz w:val="24"/>
           <w:szCs w:val="24"/>
         </w:rPr>
-        <w:t xml:space="preserve"> Параметры и ошибки рассматриваются как непрерывные </w:t>
-      </w:r>
-      <w:r>
-        <w:rPr>
-          <w:rFonts w:ascii="Times New Roman" w:hAnsi="Times New Roman" w:cs="Times New Roman"/>
-          <w:sz w:val="24"/>
-          <w:szCs w:val="24"/>
-        </w:rPr>
-        <w:lastRenderedPageBreak/>
-        <w:t xml:space="preserve">случайные величины, определенные на некоторых интервалах. </w:t>
+        <w:t xml:space="preserve"> Параметры и ошибки рассматриваются как непрерывные случайные величины, определенные на некоторых интервалах. </w:t>
       </w:r>
       <w:r>
         <w:rPr>
@@ -722,7 +1219,29 @@
           <w:sz w:val="24"/>
           <w:szCs w:val="24"/>
         </w:rPr>
-        <w:t>приближенное балансирование через гельдеровы нормы</w:t>
+        <w:t xml:space="preserve">приближенное балансирование через </w:t>
+      </w:r>
+      <w:proofErr w:type="spellStart"/>
+      <w:r>
+        <w:rPr>
+          <w:rFonts w:ascii="Times New Roman" w:hAnsi="Times New Roman" w:cs="Times New Roman"/>
+          <w:b/>
+          <w:bCs/>
+          <w:sz w:val="24"/>
+          <w:szCs w:val="24"/>
+        </w:rPr>
+        <w:t>гельдеровы</w:t>
+      </w:r>
+      <w:proofErr w:type="spellEnd"/>
+      <w:r>
+        <w:rPr>
+          <w:rFonts w:ascii="Times New Roman" w:hAnsi="Times New Roman" w:cs="Times New Roman"/>
+          <w:b/>
+          <w:bCs/>
+          <w:sz w:val="24"/>
+          <w:szCs w:val="24"/>
+        </w:rPr>
+        <w:t xml:space="preserve"> нормы</w:t>
       </w:r>
       <w:r>
         <w:rPr>
@@ -819,6 +1338,7 @@
           <w:sz w:val="24"/>
           <w:szCs w:val="24"/>
         </w:rPr>
+        <w:lastRenderedPageBreak/>
         <w:t xml:space="preserve">Для учета ограничений вводится функционал Лагранжа, а условия оптимальности выводятся через производные Гато. В качестве нормы в </w:t>
       </w:r>
       <w:r>
@@ -1063,7 +1583,43 @@
           <w:sz w:val="24"/>
           <w:szCs w:val="24"/>
         </w:rPr>
-        <w:t>: Лапласа, Гумбеля, Тьюки и других.</w:t>
+        <w:t xml:space="preserve">: Лапласа, </w:t>
+      </w:r>
+      <w:proofErr w:type="spellStart"/>
+      <w:r>
+        <w:rPr>
+          <w:rFonts w:ascii="Times New Roman" w:hAnsi="Times New Roman" w:cs="Times New Roman"/>
+          <w:sz w:val="24"/>
+          <w:szCs w:val="24"/>
+        </w:rPr>
+        <w:t>Гумбеля</w:t>
+      </w:r>
+      <w:proofErr w:type="spellEnd"/>
+      <w:r>
+        <w:rPr>
+          <w:rFonts w:ascii="Times New Roman" w:hAnsi="Times New Roman" w:cs="Times New Roman"/>
+          <w:sz w:val="24"/>
+          <w:szCs w:val="24"/>
+        </w:rPr>
+        <w:t xml:space="preserve">, </w:t>
+      </w:r>
+      <w:proofErr w:type="spellStart"/>
+      <w:r>
+        <w:rPr>
+          <w:rFonts w:ascii="Times New Roman" w:hAnsi="Times New Roman" w:cs="Times New Roman"/>
+          <w:sz w:val="24"/>
+          <w:szCs w:val="24"/>
+        </w:rPr>
+        <w:t>Тьюки</w:t>
+      </w:r>
+      <w:proofErr w:type="spellEnd"/>
+      <w:r>
+        <w:rPr>
+          <w:rFonts w:ascii="Times New Roman" w:hAnsi="Times New Roman" w:cs="Times New Roman"/>
+          <w:sz w:val="24"/>
+          <w:szCs w:val="24"/>
+        </w:rPr>
+        <w:t xml:space="preserve"> и других.</w:t>
       </w:r>
     </w:p>
     <w:p>
@@ -1142,7 +1698,25 @@
           <w:sz w:val="24"/>
           <w:szCs w:val="24"/>
         </w:rPr>
-        <w:t xml:space="preserve"> генерировалось по 30 датасетов. </w:t>
+        <w:t xml:space="preserve"> генерировалось по 30 </w:t>
+      </w:r>
+      <w:proofErr w:type="spellStart"/>
+      <w:r>
+        <w:rPr>
+          <w:rFonts w:ascii="Times New Roman" w:hAnsi="Times New Roman" w:cs="Times New Roman"/>
+          <w:sz w:val="24"/>
+          <w:szCs w:val="24"/>
+        </w:rPr>
+        <w:t>датасетов</w:t>
+      </w:r>
+      <w:proofErr w:type="spellEnd"/>
+      <w:r>
+        <w:rPr>
+          <w:rFonts w:ascii="Times New Roman" w:hAnsi="Times New Roman" w:cs="Times New Roman"/>
+          <w:sz w:val="24"/>
+          <w:szCs w:val="24"/>
+        </w:rPr>
+        <w:t xml:space="preserve">. </w:t>
       </w:r>
       <w:r>
         <w:rPr>
@@ -1158,27 +1732,48 @@
           <w:sz w:val="24"/>
           <w:szCs w:val="24"/>
         </w:rPr>
-        <w:t xml:space="preserve">Настройка гиперпараметров энтропийного метода проводилась с </w:t>
-      </w:r>
-      <w:r>
-        <w:rPr>
-          <w:rFonts w:ascii="Times New Roman" w:hAnsi="Times New Roman" w:cs="Times New Roman"/>
-          <w:sz w:val="24"/>
-          <w:szCs w:val="24"/>
-        </w:rPr>
-        <w:lastRenderedPageBreak/>
-        <w:t xml:space="preserve">помощью </w:t>
-      </w:r>
-      <w:r>
-        <w:rPr>
-          <w:rFonts w:ascii="Times New Roman" w:hAnsi="Times New Roman" w:cs="Times New Roman"/>
-          <w:b/>
-          <w:bCs/>
-          <w:sz w:val="24"/>
-          <w:szCs w:val="24"/>
-        </w:rPr>
-        <w:t>632+ бутстрапа</w:t>
-      </w:r>
+        <w:t xml:space="preserve">Настройка </w:t>
+      </w:r>
+      <w:proofErr w:type="spellStart"/>
+      <w:r>
+        <w:rPr>
+          <w:rFonts w:ascii="Times New Roman" w:hAnsi="Times New Roman" w:cs="Times New Roman"/>
+          <w:sz w:val="24"/>
+          <w:szCs w:val="24"/>
+        </w:rPr>
+        <w:t>гиперпараметров</w:t>
+      </w:r>
+      <w:proofErr w:type="spellEnd"/>
+      <w:r>
+        <w:rPr>
+          <w:rFonts w:ascii="Times New Roman" w:hAnsi="Times New Roman" w:cs="Times New Roman"/>
+          <w:sz w:val="24"/>
+          <w:szCs w:val="24"/>
+        </w:rPr>
+        <w:t xml:space="preserve"> энтропийного метода проводилась с помощью </w:t>
+      </w:r>
+      <w:r>
+        <w:rPr>
+          <w:rFonts w:ascii="Times New Roman" w:hAnsi="Times New Roman" w:cs="Times New Roman"/>
+          <w:b/>
+          <w:bCs/>
+          <w:sz w:val="24"/>
+          <w:szCs w:val="24"/>
+        </w:rPr>
+        <w:t xml:space="preserve">632+ </w:t>
+      </w:r>
+      <w:proofErr w:type="spellStart"/>
+      <w:r>
+        <w:rPr>
+          <w:rFonts w:ascii="Times New Roman" w:hAnsi="Times New Roman" w:cs="Times New Roman"/>
+          <w:b/>
+          <w:bCs/>
+          <w:sz w:val="24"/>
+          <w:szCs w:val="24"/>
+        </w:rPr>
+        <w:t>бутстрапа</w:t>
+      </w:r>
+      <w:proofErr w:type="spellEnd"/>
       <w:r>
         <w:rPr>
           <w:rFonts w:ascii="Times New Roman" w:hAnsi="Times New Roman" w:cs="Times New Roman"/>
@@ -1217,7 +1812,25 @@
           <w:sz w:val="24"/>
           <w:szCs w:val="24"/>
         </w:rPr>
-        <w:t xml:space="preserve"> После чего мтоеды сравнивались по метрикам </w:t>
+        <w:t xml:space="preserve"> После чего </w:t>
+      </w:r>
+      <w:proofErr w:type="spellStart"/>
+      <w:r>
+        <w:rPr>
+          <w:rFonts w:ascii="Times New Roman" w:hAnsi="Times New Roman" w:cs="Times New Roman"/>
+          <w:sz w:val="24"/>
+          <w:szCs w:val="24"/>
+        </w:rPr>
+        <w:t>мтоеды</w:t>
+      </w:r>
+      <w:proofErr w:type="spellEnd"/>
+      <w:r>
+        <w:rPr>
+          <w:rFonts w:ascii="Times New Roman" w:hAnsi="Times New Roman" w:cs="Times New Roman"/>
+          <w:sz w:val="24"/>
+          <w:szCs w:val="24"/>
+        </w:rPr>
+        <w:t xml:space="preserve"> сравнивались по метрикам </w:t>
       </w:r>
       <w:r>
         <w:rPr>
@@ -1261,6 +1874,7 @@
         </w:rPr>
         <w:t xml:space="preserve">и </w:t>
       </w:r>
+      <w:proofErr w:type="spellStart"/>
       <w:r>
         <w:rPr>
           <w:rFonts w:ascii="Times New Roman" w:hAnsi="Times New Roman" w:cs="Times New Roman"/>
@@ -1270,6 +1884,7 @@
         </w:rPr>
         <w:t>MaxErr</w:t>
       </w:r>
+      <w:proofErr w:type="spellEnd"/>
       <w:r>
         <w:rPr>
           <w:rFonts w:ascii="Times New Roman" w:hAnsi="Times New Roman" w:cs="Times New Roman"/>
@@ -1466,6 +2081,7 @@
           <w:sz w:val="24"/>
           <w:szCs w:val="24"/>
         </w:rPr>
+        <w:lastRenderedPageBreak/>
         <w:t>Также мы заметили, что на малых данных методы кросс-валидации для ядерной регрессии работают нестабильно, что дополнительно подчеркивает преимущество энтропийного подхода.</w:t>
       </w:r>
     </w:p>
@@ -2610,6 +3226,119 @@
     </w:lvl>
   </w:abstractNum>
   <w:abstractNum w:abstractNumId="7" w15:restartNumberingAfterBreak="0">
+    <w:nsid w:val="6C1F248F"/>
+    <w:multiLevelType w:val="multilevel"/>
+    <w:tmpl w:val="94B6ABB2"/>
+    <w:lvl w:ilvl="0">
+      <w:start w:val="1"/>
+      <w:numFmt w:val="decimal"/>
+      <w:lvlText w:val="%1."/>
+      <w:lvlJc w:val="left"/>
+      <w:pPr>
+        <w:tabs>
+          <w:tab w:val="num" w:pos="720"/>
+        </w:tabs>
+        <w:ind w:left="720" w:hanging="360"/>
+      </w:pPr>
+    </w:lvl>
+    <w:lvl w:ilvl="1" w:tentative="1">
+      <w:start w:val="1"/>
+      <w:numFmt w:val="decimal"/>
+      <w:lvlText w:val="%2."/>
+      <w:lvlJc w:val="left"/>
+      <w:pPr>
+        <w:tabs>
+          <w:tab w:val="num" w:pos="1440"/>
+        </w:tabs>
+        <w:ind w:left="1440" w:hanging="360"/>
+      </w:pPr>
+    </w:lvl>
+    <w:lvl w:ilvl="2" w:tentative="1">
+      <w:start w:val="1"/>
+      <w:numFmt w:val="decimal"/>
+      <w:lvlText w:val="%3."/>
+      <w:lvlJc w:val="left"/>
+      <w:pPr>
+        <w:tabs>
+          <w:tab w:val="num" w:pos="2160"/>
+        </w:tabs>
+        <w:ind w:left="2160" w:hanging="360"/>
+      </w:pPr>
+    </w:lvl>
+    <w:lvl w:ilvl="3" w:tentative="1">
+      <w:start w:val="1"/>
+      <w:numFmt w:val="decimal"/>
+      <w:lvlText w:val="%4."/>
+      <w:lvlJc w:val="left"/>
+      <w:pPr>
+        <w:tabs>
+          <w:tab w:val="num" w:pos="2880"/>
+        </w:tabs>
+        <w:ind w:left="2880" w:hanging="360"/>
+      </w:pPr>
+    </w:lvl>
+    <w:lvl w:ilvl="4" w:tentative="1">
+      <w:start w:val="1"/>
+      <w:numFmt w:val="decimal"/>
+      <w:lvlText w:val="%5."/>
+      <w:lvlJc w:val="left"/>
+      <w:pPr>
+        <w:tabs>
+          <w:tab w:val="num" w:pos="3600"/>
+        </w:tabs>
+        <w:ind w:left="3600" w:hanging="360"/>
+      </w:pPr>
+    </w:lvl>
+    <w:lvl w:ilvl="5" w:tentative="1">
+      <w:start w:val="1"/>
+      <w:numFmt w:val="decimal"/>
+      <w:lvlText w:val="%6."/>
+      <w:lvlJc w:val="left"/>
+      <w:pPr>
+        <w:tabs>
+          <w:tab w:val="num" w:pos="4320"/>
+        </w:tabs>
+        <w:ind w:left="4320" w:hanging="360"/>
+      </w:pPr>
+    </w:lvl>
+    <w:lvl w:ilvl="6" w:tentative="1">
+      <w:start w:val="1"/>
+      <w:numFmt w:val="decimal"/>
+      <w:lvlText w:val="%7."/>
+      <w:lvlJc w:val="left"/>
+      <w:pPr>
+        <w:tabs>
+          <w:tab w:val="num" w:pos="5040"/>
+        </w:tabs>
+        <w:ind w:left="5040" w:hanging="360"/>
+      </w:pPr>
+    </w:lvl>
+    <w:lvl w:ilvl="7" w:tentative="1">
+      <w:start w:val="1"/>
+      <w:numFmt w:val="decimal"/>
+      <w:lvlText w:val="%8."/>
+      <w:lvlJc w:val="left"/>
+      <w:pPr>
+        <w:tabs>
+          <w:tab w:val="num" w:pos="5760"/>
+        </w:tabs>
+        <w:ind w:left="5760" w:hanging="360"/>
+      </w:pPr>
+    </w:lvl>
+    <w:lvl w:ilvl="8" w:tentative="1">
+      <w:start w:val="1"/>
+      <w:numFmt w:val="decimal"/>
+      <w:lvlText w:val="%9."/>
+      <w:lvlJc w:val="left"/>
+      <w:pPr>
+        <w:tabs>
+          <w:tab w:val="num" w:pos="6480"/>
+        </w:tabs>
+        <w:ind w:left="6480" w:hanging="360"/>
+      </w:pPr>
+    </w:lvl>
+  </w:abstractNum>
+  <w:abstractNum w:abstractNumId="8" w15:restartNumberingAfterBreak="0">
     <w:nsid w:val="7BF77DC6"/>
     <w:multiLevelType w:val="multilevel"/>
     <w:tmpl w:val="E340BDA6"/>
@@ -2722,7 +3451,7 @@
       </w:pPr>
     </w:lvl>
   </w:abstractNum>
-  <w:abstractNum w:abstractNumId="8" w15:restartNumberingAfterBreak="0">
+  <w:abstractNum w:abstractNumId="9" w15:restartNumberingAfterBreak="0">
     <w:nsid w:val="7D0C1497"/>
     <w:multiLevelType w:val="multilevel"/>
     <w:tmpl w:val="3AE6DD56"/>
@@ -2881,7 +3610,7 @@
     <w:abstractNumId w:val="1"/>
   </w:num>
   <w:num w:numId="4">
-    <w:abstractNumId w:val="8"/>
+    <w:abstractNumId w:val="9"/>
   </w:num>
   <w:num w:numId="5">
     <w:abstractNumId w:val="3"/>
@@ -2896,6 +3625,9 @@
     <w:abstractNumId w:val="4"/>
   </w:num>
   <w:num w:numId="9">
+    <w:abstractNumId w:val="8"/>
+  </w:num>
+  <w:num w:numId="10">
     <w:abstractNumId w:val="7"/>
   </w:num>
 </w:numbering>
@@ -3303,7 +4035,6 @@
   <w:style w:type="character" w:default="1" w:styleId="a0">
     <w:name w:val="Default Paragraph Font"/>
     <w:uiPriority w:val="1"/>
-    <w:semiHidden/>
     <w:unhideWhenUsed/>
   </w:style>
   <w:style w:type="table" w:default="1" w:styleId="a1">
